--- a/docs/SESSION-HANDOFF.docx
+++ b/docs/SESSION-HANDOFF.docx
@@ -1882,6 +1882,378 @@
         <w:pStyle w:val="Heading3"/>
       </w:pPr>
       <w:r>
+        <w:t>Voice settings panel (P3) — done</w:t>
+      </w:r>
+    </w:p>
+    <w:p>
+      <w:r>
+        <w:rPr>
+          <w:rFonts w:ascii="Consolas" w:hAnsi="Consolas"/>
+          <w:color w:val="1F4E79"/>
+          <w:sz w:val="19"/>
+        </w:rPr>
+        <w:t>Settings → Voice</w:t>
+      </w:r>
+      <w:r>
+        <w:t xml:space="preserve">. Backend </w:t>
+      </w:r>
+      <w:r>
+        <w:rPr>
+          <w:rFonts w:ascii="Consolas" w:hAnsi="Consolas"/>
+          <w:color w:val="1F4E79"/>
+          <w:sz w:val="19"/>
+        </w:rPr>
+        <w:t>GET/PUT/DELETE /api/voice/config</w:t>
+      </w:r>
+      <w:r>
+        <w:t xml:space="preserve"> plus</w:t>
+      </w:r>
+    </w:p>
+    <w:p>
+      <w:r>
+        <w:rPr>
+          <w:rFonts w:ascii="Consolas" w:hAnsi="Consolas"/>
+          <w:color w:val="1F4E79"/>
+          <w:sz w:val="19"/>
+        </w:rPr>
+        <w:t>POST /api/voice/transcribe</w:t>
+      </w:r>
+      <w:r>
+        <w:t xml:space="preserve">; frontend </w:t>
+      </w:r>
+      <w:r>
+        <w:rPr>
+          <w:rFonts w:ascii="Consolas" w:hAnsi="Consolas"/>
+          <w:color w:val="1F4E79"/>
+          <w:sz w:val="19"/>
+        </w:rPr>
+        <w:t>voice-settings-page.tsx</w:t>
+      </w:r>
+      <w:r>
+        <w:t xml:space="preserve"> +</w:t>
+      </w:r>
+    </w:p>
+    <w:p>
+      <w:r>
+        <w:rPr>
+          <w:rFonts w:ascii="Consolas" w:hAnsi="Consolas"/>
+          <w:color w:val="1F4E79"/>
+          <w:sz w:val="19"/>
+        </w:rPr>
+        <w:t>core/voice/config.ts</w:t>
+      </w:r>
+      <w:r>
+        <w:t xml:space="preserve"> + </w:t>
+      </w:r>
+      <w:r>
+        <w:rPr>
+          <w:rFonts w:ascii="Consolas" w:hAnsi="Consolas"/>
+          <w:color w:val="1F4E79"/>
+          <w:sz w:val="19"/>
+        </w:rPr>
+        <w:t>core/voice/capture.ts</w:t>
+      </w:r>
+      <w:r>
+        <w:t>.</w:t>
+      </w:r>
+    </w:p>
+    <w:p>
+      <w:r>
+        <w:t>Three decisions worth keeping:</w:t>
+      </w:r>
+    </w:p>
+    <w:p>
+      <w:pPr>
+        <w:pStyle w:val="ListBullet"/>
+      </w:pPr>
+      <w:r>
+        <w:rPr>
+          <w:b/>
+        </w:rPr>
+        <w:t>Writes never touch `config.yaml`.</w:t>
+      </w:r>
+      <w:r>
+        <w:t xml:space="preserve"> They go to</w:t>
+      </w:r>
+    </w:p>
+    <w:p>
+      <w:r>
+        <w:rPr>
+          <w:rFonts w:ascii="Consolas" w:hAnsi="Consolas"/>
+          <w:color w:val="1F4E79"/>
+          <w:sz w:val="19"/>
+        </w:rPr>
+        <w:t>$DEER_FLOW_HOME/voice-settings.yaml</w:t>
+      </w:r>
+      <w:r>
+        <w:t xml:space="preserve"> and are layered over the </w:t>
+      </w:r>
+      <w:r>
+        <w:rPr>
+          <w:rFonts w:ascii="Consolas" w:hAnsi="Consolas"/>
+          <w:color w:val="1F4E79"/>
+          <w:sz w:val="19"/>
+        </w:rPr>
+        <w:t>speech:</w:t>
+      </w:r>
+    </w:p>
+    <w:p>
+      <w:r>
+        <w:t xml:space="preserve">section one level deep. Rewriting </w:t>
+      </w:r>
+      <w:r>
+        <w:rPr>
+          <w:rFonts w:ascii="Consolas" w:hAnsi="Consolas"/>
+          <w:color w:val="1F4E79"/>
+          <w:sz w:val="19"/>
+        </w:rPr>
+        <w:t>config.yaml</w:t>
+      </w:r>
+      <w:r>
+        <w:t xml:space="preserve"> would need either </w:t>
+      </w:r>
+      <w:r>
+        <w:rPr>
+          <w:rFonts w:ascii="Consolas" w:hAnsi="Consolas"/>
+          <w:color w:val="1F4E79"/>
+          <w:sz w:val="19"/>
+        </w:rPr>
+        <w:t>yaml.dump</w:t>
+      </w:r>
+    </w:p>
+    <w:p>
+      <w:r>
+        <w:t>(destroys all comments) or a round-trip YAML dependency for one endpoint.</w:t>
+      </w:r>
+    </w:p>
+    <w:p>
+      <w:pPr>
+        <w:pStyle w:val="ListBullet"/>
+      </w:pPr>
+      <w:r>
+        <w:rPr>
+          <w:b/>
+        </w:rPr>
+        <w:t>`save_overrides()` calls `reset_engines()`.</w:t>
+      </w:r>
+      <w:r>
+        <w:t xml:space="preserve"> Engines are process</w:t>
+      </w:r>
+    </w:p>
+    <w:p>
+      <w:r>
+        <w:t>singletons — without it the panel writes a file, reports success, and keeps</w:t>
+      </w:r>
+    </w:p>
+    <w:p>
+      <w:r>
+        <w:t>using the engine built at startup. Negative-tested: removing the reset fails</w:t>
+      </w:r>
+    </w:p>
+    <w:p>
+      <w:r>
+        <w:t xml:space="preserve">exactly two tests in </w:t>
+      </w:r>
+      <w:r>
+        <w:rPr>
+          <w:rFonts w:ascii="Consolas" w:hAnsi="Consolas"/>
+          <w:color w:val="1F4E79"/>
+          <w:sz w:val="19"/>
+        </w:rPr>
+        <w:t>tests/test_voice_settings.py</w:t>
+      </w:r>
+      <w:r>
+        <w:t>.</w:t>
+      </w:r>
+    </w:p>
+    <w:p>
+      <w:pPr>
+        <w:pStyle w:val="ListBullet"/>
+      </w:pPr>
+      <w:r>
+        <w:rPr>
+          <w:b/>
+        </w:rPr>
+        <w:t>The mic test records through the same AudioWorklet the live session uses</w:t>
+      </w:r>
+    </w:p>
+    <w:p>
+      <w:r>
+        <w:t>(</w:t>
+      </w:r>
+      <w:r>
+        <w:rPr>
+          <w:rFonts w:ascii="Consolas" w:hAnsi="Consolas"/>
+          <w:color w:val="1F4E79"/>
+          <w:sz w:val="19"/>
+        </w:rPr>
+        <w:t>core/voice/capture.ts</w:t>
+      </w:r>
+      <w:r>
+        <w:t>) and uploads WAV PCM16. MediaRecorder's WebM would</w:t>
+      </w:r>
+    </w:p>
+    <w:p>
+      <w:r>
+        <w:t>need ffmpeg — which is in the Dockerfile but **absent from the running dev</w:t>
+      </w:r>
+    </w:p>
+    <w:p>
+      <w:r>
+        <w:t>image**, i.e. it would fail exactly where a diagnostic matters most.</w:t>
+      </w:r>
+    </w:p>
+    <w:p>
+      <w:r>
+        <w:t xml:space="preserve">The panel shows </w:t>
+      </w:r>
+      <w:r>
+        <w:rPr>
+          <w:rFonts w:ascii="Consolas" w:hAnsi="Consolas"/>
+          <w:color w:val="1F4E79"/>
+          <w:sz w:val="19"/>
+        </w:rPr>
+        <w:t>device_requested</w:t>
+      </w:r>
+      <w:r>
+        <w:t xml:space="preserve"> vs </w:t>
+      </w:r>
+      <w:r>
+        <w:rPr>
+          <w:rFonts w:ascii="Consolas" w:hAnsi="Consolas"/>
+          <w:color w:val="1F4E79"/>
+          <w:sz w:val="19"/>
+        </w:rPr>
+        <w:t>device_actual</w:t>
+      </w:r>
+      <w:r>
+        <w:t xml:space="preserve"> and measured RTF, so a</w:t>
+      </w:r>
+    </w:p>
+    <w:p>
+      <w:r>
+        <w:rPr>
+          <w:rFonts w:ascii="Consolas" w:hAnsi="Consolas"/>
+          <w:color w:val="1F4E79"/>
+          <w:sz w:val="19"/>
+        </w:rPr>
+        <w:t>cuda</w:t>
+      </w:r>
+      <w:r>
+        <w:t xml:space="preserve"> request that silently fell back, or synthesis slower than playback, is</w:t>
+      </w:r>
+    </w:p>
+    <w:p>
+      <w:r>
+        <w:t>visible instead of mysterious.</w:t>
+      </w:r>
+    </w:p>
+    <w:p>
+      <w:pPr>
+        <w:pStyle w:val="Heading3"/>
+      </w:pPr>
+      <w:r>
+        <w:t xml:space="preserve">A trap this session hit: </w:t>
+      </w:r>
+      <w:r>
+        <w:rPr>
+          <w:rFonts w:ascii="Consolas" w:hAnsi="Consolas"/>
+          <w:color w:val="1F4E79"/>
+          <w:sz w:val="19"/>
+        </w:rPr>
+        <w:t>git add -A</w:t>
+      </w:r>
+    </w:p>
+    <w:p>
+      <w:r>
+        <w:rPr>
+          <w:rFonts w:ascii="Consolas" w:hAnsi="Consolas"/>
+          <w:color w:val="1F4E79"/>
+          <w:sz w:val="19"/>
+        </w:rPr>
+        <w:t>graphify-out/</w:t>
+      </w:r>
+      <w:r>
+        <w:t xml:space="preserve"> (129 MB of generated knowledge graph) was swept into a commit.</w:t>
+      </w:r>
+    </w:p>
+    <w:p>
+      <w:r>
+        <w:t xml:space="preserve">It is </w:t>
+      </w:r>
+      <w:r>
+        <w:rPr>
+          <w:b/>
+        </w:rPr>
+        <w:t>intentionally committed</w:t>
+      </w:r>
+      <w:r>
+        <w:t xml:space="preserve"> per the note in </w:t>
+      </w:r>
+      <w:r>
+        <w:rPr>
+          <w:rFonts w:ascii="Consolas" w:hAnsi="Consolas"/>
+          <w:color w:val="1F4E79"/>
+          <w:sz w:val="19"/>
+        </w:rPr>
+        <w:t>.gitignore</w:t>
+      </w:r>
+      <w:r>
+        <w:t>, so it was not</w:t>
+      </w:r>
+    </w:p>
+    <w:p>
+      <w:r>
+        <w:t xml:space="preserve">removed — but it broke </w:t>
+      </w:r>
+      <w:r>
+        <w:rPr>
+          <w:rFonts w:ascii="Consolas" w:hAnsi="Consolas"/>
+          <w:color w:val="1F4E79"/>
+          <w:sz w:val="19"/>
+        </w:rPr>
+        <w:t>tests/test_no_cross_references.py</w:t>
+      </w:r>
+      <w:r>
+        <w:t>, because the graph</w:t>
+      </w:r>
+    </w:p>
+    <w:p>
+      <w:r>
+        <w:t>indexes this repo *including the guard's own docstring*, producing a</w:t>
+      </w:r>
+    </w:p>
+    <w:p>
+      <w:r>
+        <w:t xml:space="preserve">self-referential false positive. Fixed with a </w:t>
+      </w:r>
+      <w:r>
+        <w:rPr>
+          <w:rFonts w:ascii="Consolas" w:hAnsi="Consolas"/>
+          <w:color w:val="1F4E79"/>
+          <w:sz w:val="19"/>
+        </w:rPr>
+        <w:t>SKIP_PREFIXES</w:t>
+      </w:r>
+      <w:r>
+        <w:t xml:space="preserve"> entry for</w:t>
+      </w:r>
+    </w:p>
+    <w:p>
+      <w:r>
+        <w:t>generated output; negative-tested to confirm the guard still catches real</w:t>
+      </w:r>
+    </w:p>
+    <w:p>
+      <w:r>
+        <w:t>violations.</w:t>
+      </w:r>
+    </w:p>
+    <w:p>
+      <w:pPr>
+        <w:pStyle w:val="Heading3"/>
+      </w:pPr>
+      <w:r>
         <w:t>The measurements that reprioritised everything</w:t>
       </w:r>
     </w:p>
@@ -2313,7 +2685,7 @@
           <w:p>
             <w:r/>
             <w:r>
-              <w:t xml:space="preserve">Ornith-9B-Q4_K_M, 16k ctx, </w:t>
+              <w:t xml:space="preserve">a local 9B GGUF, 16k ctx, </w:t>
             </w:r>
             <w:r>
               <w:rPr>
@@ -3324,7 +3696,7 @@
         <w:pStyle w:val="ListBullet"/>
       </w:pPr>
       <w:r>
-        <w:t>name: local-ornith</w:t>
+        <w:t>name: local-llama</w:t>
       </w:r>
     </w:p>
     <w:p>
@@ -3334,7 +3706,7 @@
     </w:p>
     <w:p>
       <w:r>
-        <w:t>model: ornith-9b</w:t>
+        <w:t>model: &lt;the alias llama.cpp reports at /v1/models&gt;</w:t>
       </w:r>
     </w:p>
     <w:p>
@@ -3349,12 +3721,12 @@
     </w:p>
     <w:p>
       <w:r>
-        <w:t>memory:  { model_name: local-ornith }</w:t>
+        <w:t>memory:  { model_name: local-llama }</w:t>
       </w:r>
     </w:p>
     <w:p>
       <w:r>
-        <w:t>title:   { model_name: local-ornith }</w:t>
+        <w:t>title:   { model_name: local-llama }</w:t>
       </w:r>
     </w:p>
     <w:p>
@@ -3378,7 +3750,7 @@
         <w:t>Caveat:</w:t>
       </w:r>
       <w:r>
-        <w:t xml:space="preserve"> Ornith-9B's quality for *structured fact extraction* is unverified.</w:t>
+        <w:t xml:space="preserve"> the local model's quality for *structured fact extraction* is unverified.</w:t>
       </w:r>
     </w:p>
     <w:p>
